--- a/backend/secure-files/portfolios-docx/NMX-P1.docx
+++ b/backend/secure-files/portfolios-docx/NMX-P1.docx
@@ -1048,6 +1048,62 @@
         <w:t>NMX-P1 es la guía del paquete de siete herramientas de atención nutricional ambulatoria del adulto (NMX-03, NMX-13, NMX-20, NMX-02, NMX-07, NMX-25 y NMX-24). No es un motor de cálculo: documenta las herramientas, el orden recomendado, qué dato pasa de una a otra, qué se puede distribuir y el alcance común. Su distribución está autorizada por el titular; cinco herramientas incorporan base de composición y ninguna está validada clínicamente. Es la guía integradora de la Fase 8. (No fuerza estructura de calculadora: funciona como mapa/manual del paquete.)</w:t>
       </w:r>
     </w:p>
+    <w:p>
+      <w:pPr>
+        <w:keepNext/>
+        <w:spacing w:before="120" w:after="20"/>
+        <w:jc w:val="center"/>
+      </w:pPr>
+      <w:r>
+        <w:drawing>
+          <wp:inline xmlns:a="http://schemas.openxmlformats.org/drawingml/2006/main" xmlns:pic="http://schemas.openxmlformats.org/drawingml/2006/picture">
+            <wp:extent cx="5580000" cy="4311818"/>
+            <wp:docPr id="1" name="Picture 1"/>
+            <wp:cNvGraphicFramePr>
+              <a:graphicFrameLocks noChangeAspect="1"/>
+            </wp:cNvGraphicFramePr>
+            <a:graphic>
+              <a:graphicData uri="http://schemas.openxmlformats.org/drawingml/2006/picture">
+                <pic:pic>
+                  <pic:nvPicPr>
+                    <pic:cNvPr id="0" name="NMX-P1_01_INICIO_01.png"/>
+                    <pic:cNvPicPr/>
+                  </pic:nvPicPr>
+                  <pic:blipFill>
+                    <a:blip r:embed="rId10"/>
+                    <a:stretch>
+                      <a:fillRect/>
+                    </a:stretch>
+                  </pic:blipFill>
+                  <pic:spPr>
+                    <a:xfrm>
+                      <a:off x="0" y="0"/>
+                      <a:ext cx="5580000" cy="4311818"/>
+                    </a:xfrm>
+                    <a:prstGeom prst="rect"/>
+                  </pic:spPr>
+                </pic:pic>
+              </a:graphicData>
+            </a:graphic>
+          </wp:inline>
+        </w:drawing>
+      </w:r>
+    </w:p>
+    <w:p>
+      <w:pPr>
+        <w:spacing w:before="0" w:after="160"/>
+        <w:jc w:val="center"/>
+      </w:pPr>
+      <w:r>
+        <w:rPr>
+          <w:rFonts w:ascii="Calibri" w:hAnsi="Calibri"/>
+          <w:b/>
+          <w:color w:val="45565E"/>
+          <w:sz w:val="17"/>
+        </w:rPr>
+        <w:t>Figura 1. Vista inicial (hoja INICIO).</w:t>
+      </w:r>
+    </w:p>
     <w:tbl>
       <w:tblPr>
         <w:tblW w:type="auto" w:w="0"/>
@@ -2026,6 +2082,62 @@
           <w:sz w:val="19"/>
         </w:rPr>
         <w:t>Consulta/orientación (documenta el paquete; no calcula)</w:t>
+      </w:r>
+    </w:p>
+    <w:p>
+      <w:pPr>
+        <w:keepNext/>
+        <w:spacing w:before="120" w:after="20"/>
+        <w:jc w:val="center"/>
+      </w:pPr>
+      <w:r>
+        <w:drawing>
+          <wp:inline xmlns:a="http://schemas.openxmlformats.org/drawingml/2006/main" xmlns:pic="http://schemas.openxmlformats.org/drawingml/2006/picture">
+            <wp:extent cx="5580000" cy="4311818"/>
+            <wp:docPr id="2" name="Picture 2"/>
+            <wp:cNvGraphicFramePr>
+              <a:graphicFrameLocks noChangeAspect="1"/>
+            </wp:cNvGraphicFramePr>
+            <a:graphic>
+              <a:graphicData uri="http://schemas.openxmlformats.org/drawingml/2006/picture">
+                <pic:pic>
+                  <pic:nvPicPr>
+                    <pic:cNvPr id="0" name="NMX-P1_09_DATOS.png"/>
+                    <pic:cNvPicPr/>
+                  </pic:nvPicPr>
+                  <pic:blipFill>
+                    <a:blip r:embed="rId11"/>
+                    <a:stretch>
+                      <a:fillRect/>
+                    </a:stretch>
+                  </pic:blipFill>
+                  <pic:spPr>
+                    <a:xfrm>
+                      <a:off x="0" y="0"/>
+                      <a:ext cx="5580000" cy="4311818"/>
+                    </a:xfrm>
+                    <a:prstGeom prst="rect"/>
+                  </pic:spPr>
+                </pic:pic>
+              </a:graphicData>
+            </a:graphic>
+          </wp:inline>
+        </w:drawing>
+      </w:r>
+    </w:p>
+    <w:p>
+      <w:pPr>
+        <w:spacing w:before="0" w:after="160"/>
+        <w:jc w:val="center"/>
+      </w:pPr>
+      <w:r>
+        <w:rPr>
+          <w:rFonts w:ascii="Calibri" w:hAnsi="Calibri"/>
+          <w:b/>
+          <w:color w:val="45565E"/>
+          <w:sz w:val="17"/>
+        </w:rPr>
+        <w:t>Figura 2. Pantalla de ingreso de datos.</w:t>
       </w:r>
     </w:p>
     <w:tbl>
@@ -3077,6 +3189,62 @@
         </w:tc>
       </w:tr>
     </w:tbl>
+    <w:p>
+      <w:pPr>
+        <w:keepNext/>
+        <w:spacing w:before="120" w:after="20"/>
+        <w:jc w:val="center"/>
+      </w:pPr>
+      <w:r>
+        <w:drawing>
+          <wp:inline xmlns:a="http://schemas.openxmlformats.org/drawingml/2006/main" xmlns:pic="http://schemas.openxmlformats.org/drawingml/2006/picture">
+            <wp:extent cx="5580000" cy="4311818"/>
+            <wp:docPr id="3" name="Picture 3"/>
+            <wp:cNvGraphicFramePr>
+              <a:graphicFrameLocks noChangeAspect="1"/>
+            </wp:cNvGraphicFramePr>
+            <a:graphic>
+              <a:graphicData uri="http://schemas.openxmlformats.org/drawingml/2006/picture">
+                <pic:pic>
+                  <pic:nvPicPr>
+                    <pic:cNvPr id="0" name="NMX-P1_08_FUENTES.png"/>
+                    <pic:cNvPicPr/>
+                  </pic:nvPicPr>
+                  <pic:blipFill>
+                    <a:blip r:embed="rId12"/>
+                    <a:stretch>
+                      <a:fillRect/>
+                    </a:stretch>
+                  </pic:blipFill>
+                  <pic:spPr>
+                    <a:xfrm>
+                      <a:off x="0" y="0"/>
+                      <a:ext cx="5580000" cy="4311818"/>
+                    </a:xfrm>
+                    <a:prstGeom prst="rect"/>
+                  </pic:spPr>
+                </pic:pic>
+              </a:graphicData>
+            </a:graphic>
+          </wp:inline>
+        </w:drawing>
+      </w:r>
+    </w:p>
+    <w:p>
+      <w:pPr>
+        <w:spacing w:before="0" w:after="160"/>
+        <w:jc w:val="center"/>
+      </w:pPr>
+      <w:r>
+        <w:rPr>
+          <w:rFonts w:ascii="Calibri" w:hAnsi="Calibri"/>
+          <w:b/>
+          <w:color w:val="45565E"/>
+          <w:sz w:val="17"/>
+        </w:rPr>
+        <w:t>Figura 3. Fuentes y trazabilidad.</w:t>
+      </w:r>
+    </w:p>
     <w:tbl>
       <w:tblPr>
         <w:tblW w:type="auto" w:w="0"/>
@@ -3515,32 +3683,73 @@
     </w:p>
     <w:p>
       <w:pPr>
-        <w:spacing w:before="40" w:after="40" w:line="276" w:lineRule="auto"/>
+        <w:keepNext/>
+        <w:spacing w:before="120" w:after="20"/>
+        <w:jc w:val="center"/>
+      </w:pPr>
+      <w:r>
+        <w:drawing>
+          <wp:inline xmlns:a="http://schemas.openxmlformats.org/drawingml/2006/main" xmlns:pic="http://schemas.openxmlformats.org/drawingml/2006/picture">
+            <wp:extent cx="5580000" cy="4311818"/>
+            <wp:docPr id="4" name="Picture 4"/>
+            <wp:cNvGraphicFramePr>
+              <a:graphicFrameLocks noChangeAspect="1"/>
+            </wp:cNvGraphicFramePr>
+            <a:graphic>
+              <a:graphicData uri="http://schemas.openxmlformats.org/drawingml/2006/picture">
+                <pic:pic>
+                  <pic:nvPicPr>
+                    <pic:cNvPr id="0" name="NMX-P1_01_INICIO_02.png"/>
+                    <pic:cNvPicPr/>
+                  </pic:nvPicPr>
+                  <pic:blipFill>
+                    <a:blip r:embed="rId13"/>
+                    <a:stretch>
+                      <a:fillRect/>
+                    </a:stretch>
+                  </pic:blipFill>
+                  <pic:spPr>
+                    <a:xfrm>
+                      <a:off x="0" y="0"/>
+                      <a:ext cx="5580000" cy="4311818"/>
+                    </a:xfrm>
+                    <a:prstGeom prst="rect"/>
+                  </pic:spPr>
+                </pic:pic>
+              </a:graphicData>
+            </a:graphic>
+          </wp:inline>
+        </w:drawing>
+      </w:r>
+    </w:p>
+    <w:p>
+      <w:pPr>
+        <w:spacing w:before="0" w:after="160"/>
+        <w:jc w:val="center"/>
       </w:pPr>
       <w:r>
         <w:rPr>
           <w:rFonts w:ascii="Calibri" w:hAnsi="Calibri"/>
           <w:b/>
-          <w:i w:val="0"/>
-          <w:color w:val="C08A2B"/>
-          <w:sz w:val="20"/>
+          <w:color w:val="45565E"/>
+          <w:sz w:val="17"/>
         </w:rPr>
-        <w:t>CAPTURA_NO_GENERADA_POR_LIMITACIÓN_DEL_ENTORNO.</w:t>
+        <w:t>Figura 4. Vista inicial (hoja INICIO).</w:t>
       </w:r>
     </w:p>
     <w:p>
       <w:pPr>
-        <w:spacing w:before="40" w:after="80" w:line="276" w:lineRule="auto"/>
+        <w:spacing w:after="120"/>
+        <w:jc w:val="center"/>
       </w:pPr>
       <w:r>
         <w:rPr>
           <w:rFonts w:ascii="Calibri" w:hAnsi="Calibri"/>
-          <w:b w:val="0"/>
-          <w:i w:val="0"/>
+          <w:i/>
           <w:color w:val="45565E"/>
-          <w:sz w:val="19"/>
+          <w:sz w:val="15"/>
         </w:rPr>
-        <w:t>El entorno de generación de este portafolio no renderiza de forma fiel el archivo XLSX original, por lo que no se incluyen capturas simuladas. Las hojas reales del libro pueden abrirse en Microsoft Excel según la compatibilidad indicada.</w:t>
+        <w:t>Captura real del archivo Excel NUTRIMETRÍA correspondiente al producto.</w:t>
       </w:r>
     </w:p>
     <w:tbl>
